--- a/nmi_screening/NMI_Defence_Manuscript.docx
+++ b/nmi_screening/NMI_Defence_Manuscript.docx
@@ -6118,7 +6118,7 @@
           <w:b w:val="0"/>
           <w:i w:val="0"/>
         </w:rPr>
-        <w:t>Machine-generated papers, features, scores and result tables are in the replication package on Zenodo (https://doi.org/10.5281/zenodo.23664508; to be updated with this version). Human papers are public (PubMed Central open access, arXiv) and are re-collected with the identifier lists in the package.</w:t>
+        <w:t>Machine-generated papers, features, per-document scores and result tables are in version 2 of the replication package on Zenodo (concept DOI https://doi.org/10.5281/zenodo.23664508; version DOI to be added). Human papers are public (PubMed Central open access, arXiv) and are re-collected with the identifier lists in the package.</w:t>
       </w:r>
     </w:p>
     <w:p>
